--- a/published/ai-ms/01_real_life_skills/03_perception/study-guides/03_perception-practice_quiz.docx
+++ b/published/ai-ms/01_real_life_skills/03_perception/study-guides/03_perception-practice_quiz.docx
@@ -4,7 +4,7 @@
   <w:body>
     <w:p>
       <w:r>
-        <w:t>Practice Quiz: Perception</w:t>
+        <w:t>Practice Quiz: Perception — Why You See What You Expect</w:t>
       </w:r>
     </w:p>
     <w:p>
@@ -14,98 +14,162 @@
     </w:p>
     <w:p>
       <w:r>
-        <w:t>What is the primary role of Perception in Active Inference?</w:t>
+        <w:t>Your brain doesn't passively record the world. Instead, it:</w:t>
         <w:br/>
-        <w:t>A) To maximize reward</w:t>
+        <w:t>A) Ignores everything around you</w:t>
         <w:br/>
-        <w:t>B) To minimize variational free energy</w:t>
+        <w:t>B) Predicts what's happening and shows you those predictions</w:t>
         <w:br/>
-        <w:t>C) To increase entropy</w:t>
+        <w:t>C) Only processes information when you're asleep</w:t>
         <w:br/>
-        <w:t>D) To eliminate the Markov Blanket</w:t>
+        <w:t>D) Records everything perfectly like a camera   Answer: B — Your brain actively predicts what you'll see, hear, and feel, then checks those predictions against reality.</w:t>
       </w:r>
     </w:p>
     <w:p>
       <w:r>
-        <w:t>In Ms, Perception is best described as:</w:t>
+        <w:t>You see a jacket on a chair at night and think it's a person. This happens because:</w:t>
         <w:br/>
-        <w:t>A) A static property</w:t>
+        <w:t>A) You need glasses</w:t>
         <w:br/>
-        <w:t>B) A dynamic process</w:t>
+        <w:t>B) Your brain made a prediction based on the shape and filled in the rest</w:t>
         <w:br/>
-        <w:t>C) An external state</w:t>
+        <w:t>C) Jackets are dangerous</w:t>
         <w:br/>
-        <w:t>D) A random variable</w:t>
+        <w:t>D) You weren't paying attention at all   Answer: B — Your brain predicted "person-shaped thing in the dark = possible threat" and showed you that prediction.</w:t>
       </w:r>
     </w:p>
     <w:p>
       <w:r>
-        <w:t>Which mathematical quantity is most central to Perception?</w:t>
+        <w:t>The spotlight effect is:</w:t>
         <w:br/>
-        <w:t>A) The Lagrangian</w:t>
+        <w:t>A) A stage lighting technique</w:t>
         <w:br/>
-        <w:t>B) The expected free energy</w:t>
+        <w:t>B) The feeling that everyone is watching and judging you</w:t>
         <w:br/>
-        <w:t>C) The surprisal</w:t>
+        <w:t>C) A way to improve your grades</w:t>
         <w:br/>
-        <w:t>D) The precision</w:t>
+        <w:t>D) Something that only affects adults   Answer: B — The spotlight effect makes you feel like everyone is paying attention to you, when they're actually focused on themselves.</w:t>
       </w:r>
     </w:p>
     <w:p>
       <w:r>
-        <w:t>How does Perception relate to the concept of the Generative Model?</w:t>
+        <w:t>Why can you read a sentence even when the words are scrambled?</w:t>
         <w:br/>
-        <w:t>A) It is separate from the model</w:t>
+        <w:t>A) You memorized all possible sentences</w:t>
         <w:br/>
-        <w:t>B) It is a component of the model</w:t>
+        <w:t>B) Your brain predicts what words should be and fills in the gaps</w:t>
         <w:br/>
-        <w:t>C) It destroys the model</w:t>
+        <w:t>C) Scrambled words are actually easier to read</w:t>
         <w:br/>
-        <w:t>D) It is only relevant for the environment</w:t>
+        <w:t>D) It's a trick — you can't really read them   Answer: B — Your brain's model of language does most of the work, predicting words from partial information.</w:t>
       </w:r>
     </w:p>
     <w:p>
       <w:r>
-        <w:t>A failure in Perception would likely result in:</w:t>
+        <w:t>A prediction error is:</w:t>
         <w:br/>
-        <w:t>A) Perfect prediction</w:t>
+        <w:t>A) A mistake your teacher makes</w:t>
         <w:br/>
-        <w:t>B) Generalized surprise</w:t>
+        <w:t>B) When reality doesn't match what your brain expected</w:t>
         <w:br/>
-        <w:t>C) Immediate death of the agent</w:t>
+        <w:t>C) A computer glitch</w:t>
         <w:br/>
-        <w:t>D) Zero entropy</w:t>
+        <w:t>D) Something you should ignore   Answer: B — Prediction errors happen when there's a mismatch between your prediction and what actually occurs.</w:t>
       </w:r>
     </w:p>
     <w:p>
       <w:r>
-        <w:t>Which scale is most relevant for analyzing Perception in this course?</w:t>
+        <w:t>If you already think someone doesn't like you, you'll tend to:</w:t>
         <w:br/>
-        <w:t>A) Quantum</w:t>
+        <w:t>A) See their neutral actions as negative because your prediction shapes what you perceive</w:t>
         <w:br/>
-        <w:t>B) Neural</w:t>
+        <w:t>B) Automatically become best friends</w:t>
         <w:br/>
-        <w:t>C) Social</w:t>
+        <w:t>C) Stop thinking about them entirely</w:t>
         <w:br/>
-        <w:t>D) All of the above</w:t>
+        <w:t>D) Always get an accurate read on them   Answer: A — Your prediction ("they don't like me") acts as a filter, shaping how you interpret everything they do.</w:t>
       </w:r>
     </w:p>
     <w:p>
       <w:r>
-        <w:t>Perception connects directly to which other component?</w:t>
+        <w:t>Why is the spotlight effect called a "prediction error"?</w:t>
         <w:br/>
-        <w:t>A) The step before it</w:t>
+        <w:t>A) Spotlights are unpredictable</w:t>
         <w:br/>
-        <w:t>B) The step after it</w:t>
+        <w:t>B) Your brain predicts you're the center of attention because you're focused on yourself</w:t>
         <w:br/>
-        <w:t>C) Both A and B</w:t>
+        <w:t>C) It's a math problem</w:t>
         <w:br/>
-        <w:t>D) None of the above</w:t>
+        <w:t>D) Everyone really is watching you   Answer: B — Your brain mistakenly predicts that others are paying as much attention to you as you are to yourself.</w:t>
+      </w:r>
+    </w:p>
+    <w:p>
+      <w:r>
+        <w:t>Prediction errors are actually valuable because they:</w:t>
+        <w:br/>
+        <w:t>A) Make you feel bad</w:t>
+        <w:br/>
+        <w:t>B) Show that your brain is broken</w:t>
+        <w:br/>
+        <w:t>C) Help you update your mental models and learn</w:t>
+        <w:br/>
+        <w:t>D) Prove you should give up   Answer: C — Prediction errors are update signals that help you build a more accurate model of reality.</w:t>
+      </w:r>
+    </w:p>
+    <w:p>
+      <w:r>
+        <w:t>You study for a test expecting certain questions, but the actual test is totally different. This surprise is:</w:t>
+        <w:br/>
+        <w:t>A) Proof that studying doesn't work</w:t>
+        <w:br/>
+        <w:t>B) A prediction error that tells you to update your study model</w:t>
+        <w:br/>
+        <w:t>C) The teacher being unfair</w:t>
+        <w:br/>
+        <w:t>D) Something you can't learn from   Answer: B — The mismatch tells you that your model of "what this test will cover" needs updating.</w:t>
+      </w:r>
+    </w:p>
+    <w:p>
+      <w:r>
+        <w:t>People who handle life well are people who:</w:t>
+        <w:br/>
+        <w:t>A) Never get surprised</w:t>
+        <w:br/>
+        <w:t>B) Avoid all prediction errors</w:t>
+        <w:br/>
+        <w:t>C) Pay attention to prediction errors and update their models</w:t>
+        <w:br/>
+        <w:t>D) Ignore what's actually happening   Answer: C — Good adaptation comes from noticing when you're wrong and adjusting your understanding.</w:t>
       </w:r>
     </w:p>
     <w:p>
       <w:r>
         <w:t>Part B: Short Answer</w:t>
+      </w:r>
+    </w:p>
+    <w:p>
+      <w:r>
+        <w:t>Describe a time your brain "saw" something that wasn't there (like the jacket-person example). What prediction was your brain making?</w:t>
+      </w:r>
+    </w:p>
+    <w:p>
+      <w:r>
+        <w:t>Think about the spotlight effect in your own life. Describe a moment when you felt like everyone was watching you. Looking back, were they really? What was your brain's prediction versus reality?</w:t>
+      </w:r>
+    </w:p>
+    <w:p>
+      <w:r>
+        <w:t>Give an example of a prediction error you've experienced on social media — a time when you assumed something about a post or message that turned out to be wrong.</w:t>
+      </w:r>
+    </w:p>
+    <w:p>
+      <w:r>
+        <w:t>How could understanding perception help you deal with a disagreement with a friend? What might each person's brain be predicting differently?</w:t>
+      </w:r>
+    </w:p>
+    <w:p>
+      <w:r>
+        <w:t>Describe a time when a prediction error helped you learn something important. What did your brain expect, what actually happened, and how did your model update?</w:t>
       </w:r>
     </w:p>
     <w:sectPr>
